--- a/public/uploads/swakelola/sppg/E. 6. Dokumen Pencatatan Persediaan Barang Habis Pakai dan Aset.docx
+++ b/public/uploads/swakelola/sppg/E. 6. Dokumen Pencatatan Persediaan Barang Habis Pakai dan Aset.docx
@@ -4,7 +4,61 @@
   <w:body>
     <w:p>
       <w:pPr>
-        <w:spacing w:before="0" w:after="40"/>
+        <w:spacing w:before="0" w:after="200" w:line="240" w:lineRule="auto"/>
+        <w:jc w:val="center"/>
+      </w:pPr>
+      <w:r>
+        <w:drawing>
+          <wp:inline xmlns:a="http://schemas.openxmlformats.org/drawingml/2006/main" xmlns:pic="http://schemas.openxmlformats.org/drawingml/2006/picture">
+            <wp:extent cx="5940000" cy="876504"/>
+            <wp:docPr id="1" name="Picture 1"/>
+            <wp:cNvGraphicFramePr>
+              <a:graphicFrameLocks noChangeAspect="1"/>
+            </wp:cNvGraphicFramePr>
+            <a:graphic>
+              <a:graphicData uri="http://schemas.openxmlformats.org/drawingml/2006/picture">
+                <pic:pic>
+                  <pic:nvPicPr>
+                    <pic:cNvPr id="0" name="1775466518_6770018a33b3f91eebd0.png"/>
+                    <pic:cNvPicPr/>
+                  </pic:nvPicPr>
+                  <pic:blipFill>
+                    <a:blip r:embed="rId9"/>
+                    <a:stretch>
+                      <a:fillRect/>
+                    </a:stretch>
+                  </pic:blipFill>
+                  <pic:spPr>
+                    <a:xfrm>
+                      <a:off x="0" y="0"/>
+                      <a:ext cx="5940000" cy="876504"/>
+                    </a:xfrm>
+                    <a:prstGeom prst="rect"/>
+                  </pic:spPr>
+                </pic:pic>
+              </a:graphicData>
+            </a:graphic>
+          </wp:inline>
+        </w:drawing>
+      </w:r>
+    </w:p>
+    <w:p>
+      <w:pPr>
+        <w:spacing w:before="40" w:after="40" w:line="276" w:lineRule="auto"/>
+        <w:jc w:val="center"/>
+      </w:pPr>
+      <w:r>
+        <w:rPr>
+          <w:rFonts w:ascii="Arial" w:hAnsi="Arial"/>
+          <w:b/>
+          <w:sz w:val="23"/>
+        </w:rPr>
+        <w:t>BERITA ACARA PENCATATAN DAN PENYERAHAN BARANG PERSEDIAAN</w:t>
+      </w:r>
+    </w:p>
+    <w:p>
+      <w:pPr>
+        <w:spacing w:before="0" w:after="40" w:line="276" w:lineRule="auto"/>
         <w:jc w:val="center"/>
       </w:pPr>
       <w:r>
@@ -13,197 +67,898 @@
           <w:b/>
           <w:sz w:val="22"/>
         </w:rPr>
-        <w:t>KEMENTERIAN PEKERJAAN UMUM</w:t>
-        <w:br/>
-        <w:t>DIREKTORAT JENDERAL PRASARANA STRATEGIS</w:t>
-        <w:br/>
-        <w:t>SATUAN KERJA PELAKSANAAN PRASARANA STRATEGIS RIAU</w:t>
-        <w:br/>
+        <w:t>KEGIATAN SWAKELOLA TIPE I</w:t>
       </w:r>
     </w:p>
     <w:p>
       <w:pPr>
-        <w:spacing w:before="0" w:after="160"/>
-        <w:jc w:val="center"/>
-      </w:pPr>
-      <w:r>
-        <w:rPr>
-          <w:rFonts w:ascii="Arial" w:hAnsi="Arial"/>
-          <w:color w:val="787878"/>
-          <w:sz w:val="17"/>
-        </w:rPr>
-        <w:t>Jalan Bakti, Ruko Komplek Mutiara Asri Garden, Sidomulyo Timur, Marpoyan Damai, Pekanbaru</w:t>
-        <w:br/>
-        <w:t>—————————————————————————————————————————————————————————————————</w:t>
-      </w:r>
-    </w:p>
-    <w:p>
-      <w:pPr>
-        <w:spacing w:before="160" w:after="200"/>
+        <w:spacing w:before="0" w:after="40" w:line="276" w:lineRule="auto"/>
         <w:jc w:val="center"/>
       </w:pPr>
       <w:r>
         <w:rPr>
           <w:rFonts w:ascii="Arial" w:hAnsi="Arial"/>
           <w:b/>
-          <w:sz w:val="23"/>
+          <w:sz w:val="22"/>
         </w:rPr>
-        <w:t>BERITA ACARA PENERIMAAN DAN PENCATATAN BARANG PERSEDIAAN</w:t>
-        <w:br/>
+        <w:t>ADMINISTRASI KEGIATAN PEMBANGUNAN GEDUNG SPPG PROVINSI RIAU TA 2025</w:t>
       </w:r>
+    </w:p>
+    <w:p>
+      <w:pPr>
+        <w:spacing w:before="40" w:after="200" w:line="276" w:lineRule="auto"/>
+        <w:jc w:val="center"/>
+      </w:pPr>
       <w:r>
         <w:rPr>
           <w:rFonts w:ascii="Arial" w:hAnsi="Arial"/>
           <w:b/>
-          <w:sz w:val="23"/>
+          <w:sz w:val="21"/>
         </w:rPr>
-        <w:t>ADMINISTRASI KEGIATAN PEMBANGUNAN GEDUNG SPPG PROVINSI RIAU</w:t>
-        <w:br/>
+        <w:t>NOMOR : 01/BA-PERSEDIAAN/SWK-SPPG/2025</w:t>
       </w:r>
+    </w:p>
+    <w:p>
+      <w:pPr>
+        <w:spacing w:before="0" w:after="120" w:line="300" w:lineRule="auto"/>
+        <w:jc w:val="both"/>
+      </w:pPr>
+      <w:r>
+        <w:rPr>
+          <w:rFonts w:ascii="Arial" w:hAnsi="Arial"/>
+          <w:b w:val="0"/>
+          <w:sz w:val="21"/>
+        </w:rPr>
+        <w:t>Pada hari ini, Selasa tanggal Dua Puluh Tiga bulan Desember tahun Dua Ribu Dua Puluh Lima (23-12-2025), bertempat di Kantor Satuan Kerja Pelaksanaan Prasarana Strategis Riau, telah dilaksanakan pemeriksaan dan pencatatan mutasi barang persediaan habis pakai yang diperoleh dari pelaksanaan kegiatan Swakelola Tipe I Administrasi Kegiatan Pembangunan Gedung SPPG Provinsi Riau Tahun Anggaran 2025.</w:t>
+      </w:r>
+    </w:p>
+    <w:p>
+      <w:pPr>
+        <w:keepNext/>
+        <w:spacing w:before="160" w:after="80"/>
+        <w:jc w:val="left"/>
+      </w:pPr>
       <w:r>
         <w:rPr>
           <w:rFonts w:ascii="Arial" w:hAnsi="Arial"/>
           <w:b/>
-          <w:sz w:val="23"/>
+          <w:sz w:val="21"/>
         </w:rPr>
-        <w:t>NOMOR : 01/BA-ASET/SWK-SPPG/2025</w:t>
-      </w:r>
-    </w:p>
-    <w:p>
-      <w:r>
-        <w:rPr>
-          <w:rFonts w:ascii="Arial" w:hAnsi="Arial"/>
-          <w:sz w:val="19"/>
-        </w:rPr>
-        <w:t>Pada hari ini, Selasa tanggal Dua Puluh Tiga bulan Desember tahun Dua Ribu Dua Puluh Lima (23-12-2025), bertempat di Kantor Satuan Kerja Pelaksanaan Prasarana Strategis Riau, telah dilaksanakan pencatatan dan penatausahaan barang hasil pengadaan paket Administrasi Kegiatan Pembangunan Gedung SPPG Provinsi Riau TA 2025:</w:t>
-        <w:br/>
-        <w:br/>
-        <w:t>1. Bahwa keluaran dari kegiatan administrasi ini tidak menghasilkan Aset Tetap Fisik Bangunan (karena pembangunan fisik gedung SPPG dilaksanakan melalui paket kontrak konstruksi terpisah).</w:t>
-        <w:br/>
-        <w:t>2. Bahwa pengadaan barang dalam kegiatan ini merupakan Barang Persediaan Habis Pakai (ATK, kertas, supplies toner printer, dan perlengkapan arsip perkantoran) yang dibelanjakan melalui akun 521211.</w:t>
-        <w:br/>
-        <w:t>3. Seluruh barang persediaan dimaksud telah diterima oleh Pengurus Barang Satker, dicatat dalam Buku Persediaan Barang Satker, dan telah didistribusikan untuk kebutuhan operasional pendampingan administrasi SPPG.</w:t>
-        <w:br/>
-        <w:t>4. Seluruh arsip dokumen fisik dan digital (laporan KAK, RAB, dokumen penugasan, berita acara, dan laporan akhir) telah disimpan dalam lemari arsip dinas Satker Pelaksanaan Prasarana Strategis Riau.</w:t>
-      </w:r>
-    </w:p>
-    <w:p>
-      <w:pPr>
-        <w:spacing w:before="280" w:after="80"/>
-        <w:jc w:val="right"/>
-      </w:pPr>
-      <w:r>
-        <w:rPr>
-          <w:rFonts w:ascii="Arial" w:hAnsi="Arial"/>
-          <w:sz w:val="20"/>
-        </w:rPr>
-        <w:t>Pekanbaru, 23 Desember 2025</w:t>
+        <w:t>I. RINCIAN PENCATATAN MUTASI BARANG PERSEDIAAN &amp; ASET</w:t>
       </w:r>
     </w:p>
     <w:tbl>
       <w:tblPr>
         <w:tblW w:type="auto" w:w="0"/>
         <w:jc w:val="center"/>
+        <w:tblLayout w:type="fixed"/>
         <w:tblLook w:firstColumn="1" w:firstRow="1" w:lastColumn="0" w:lastRow="0" w:noHBand="0" w:noVBand="1" w:val="04A0"/>
+        <w:tblBorders>
+          <w:top w:val="single" w:sz="4" w:space="0" w:color="444444"/>
+          <w:left w:val="single" w:sz="4" w:space="0" w:color="444444"/>
+          <w:bottom w:val="single" w:sz="4" w:space="0" w:color="444444"/>
+          <w:right w:val="single" w:sz="4" w:space="0" w:color="444444"/>
+          <w:insideH w:val="single" w:sz="4" w:space="0" w:color="444444"/>
+          <w:insideV w:val="single" w:sz="4" w:space="0" w:color="444444"/>
+        </w:tblBorders>
       </w:tblPr>
       <w:tblGrid>
-        <w:gridCol w:w="4608"/>
-        <w:gridCol w:w="4608"/>
+        <w:gridCol w:w="1559"/>
+        <w:gridCol w:w="1559"/>
+        <w:gridCol w:w="1559"/>
+        <w:gridCol w:w="1559"/>
+        <w:gridCol w:w="1559"/>
+        <w:gridCol w:w="1559"/>
       </w:tblGrid>
       <w:tr>
+        <w:trPr>
+          <w:tblHeader/>
+          <w:cantSplit/>
+        </w:trPr>
         <w:tc>
           <w:tcPr>
-            <w:tcW w:type="dxa" w:w="4320"/>
+            <w:tcW w:type="dxa" w:w="454"/>
+            <w:vAlign w:val="center"/>
+            <w:shd w:fill="D9E2F3"/>
+            <w:tcMar>
+              <w:top w:w="90" w:type="dxa"/>
+              <w:bottom w:w="90" w:type="dxa"/>
+              <w:left w:w="110" w:type="dxa"/>
+              <w:right w:w="110" w:type="dxa"/>
+            </w:tcMar>
           </w:tcPr>
           <w:p>
             <w:pPr>
+              <w:spacing w:before="0" w:after="0" w:line="276" w:lineRule="auto"/>
               <w:jc w:val="center"/>
             </w:pPr>
             <w:r>
               <w:rPr>
                 <w:rFonts w:ascii="Arial" w:hAnsi="Arial"/>
                 <w:b/>
-                <w:sz w:val="20"/>
+                <w:sz w:val="19"/>
               </w:rPr>
-              <w:t>Pengurus / Penyimpan Barang Satker</w:t>
+              <w:t>No.</w:t>
             </w:r>
           </w:p>
         </w:tc>
         <w:tc>
           <w:tcPr>
-            <w:tcW w:type="dxa" w:w="4320"/>
+            <w:tcW w:type="dxa" w:w="1814"/>
+            <w:vAlign w:val="center"/>
+            <w:shd w:fill="D9E2F3"/>
+            <w:tcMar>
+              <w:top w:w="90" w:type="dxa"/>
+              <w:bottom w:w="90" w:type="dxa"/>
+              <w:left w:w="110" w:type="dxa"/>
+              <w:right w:w="110" w:type="dxa"/>
+            </w:tcMar>
           </w:tcPr>
           <w:p>
             <w:pPr>
+              <w:spacing w:before="0" w:after="0" w:line="276" w:lineRule="auto"/>
               <w:jc w:val="center"/>
             </w:pPr>
             <w:r>
               <w:rPr>
                 <w:rFonts w:ascii="Arial" w:hAnsi="Arial"/>
                 <w:b/>
-                <w:sz w:val="20"/>
+                <w:sz w:val="19"/>
               </w:rPr>
-              <w:t>Pejabat Pembuat Komitmen</w:t>
-              <w:br/>
-              <w:t>Pelaksanaan Prasarana Strategis</w:t>
+              <w:t>Kategori Barang / Kode Akun</w:t>
             </w:r>
           </w:p>
         </w:tc>
-      </w:tr>
-      <w:tr>
         <w:tc>
           <w:tcPr>
-            <w:tcW w:type="dxa" w:w="4320"/>
+            <w:tcW w:type="dxa" w:w="2551"/>
+            <w:vAlign w:val="center"/>
+            <w:shd w:fill="D9E2F3"/>
+            <w:tcMar>
+              <w:top w:w="90" w:type="dxa"/>
+              <w:bottom w:w="90" w:type="dxa"/>
+              <w:left w:w="110" w:type="dxa"/>
+              <w:right w:w="110" w:type="dxa"/>
+            </w:tcMar>
           </w:tcPr>
           <w:p>
             <w:pPr>
+              <w:spacing w:before="0" w:after="0" w:line="276" w:lineRule="auto"/>
               <w:jc w:val="center"/>
             </w:pPr>
             <w:r>
               <w:rPr>
                 <w:rFonts w:ascii="Arial" w:hAnsi="Arial"/>
                 <w:b/>
-                <w:sz w:val="20"/>
+                <w:sz w:val="19"/>
               </w:rPr>
-              <w:br/>
-              <w:br/>
-              <w:br/>
-              <w:br/>
-              <w:t>Herlinda, A.Md.</w:t>
-              <w:br/>
-              <w:t>NIP. 19870604 202521 2 049</w:t>
+              <w:t>Uraian Jenis Barang</w:t>
             </w:r>
           </w:p>
         </w:tc>
         <w:tc>
           <w:tcPr>
-            <w:tcW w:type="dxa" w:w="4320"/>
+            <w:tcW w:type="dxa" w:w="1304"/>
+            <w:vAlign w:val="center"/>
+            <w:shd w:fill="D9E2F3"/>
+            <w:tcMar>
+              <w:top w:w="90" w:type="dxa"/>
+              <w:bottom w:w="90" w:type="dxa"/>
+              <w:left w:w="110" w:type="dxa"/>
+              <w:right w:w="110" w:type="dxa"/>
+            </w:tcMar>
           </w:tcPr>
           <w:p>
             <w:pPr>
+              <w:spacing w:before="0" w:after="0" w:line="276" w:lineRule="auto"/>
               <w:jc w:val="center"/>
             </w:pPr>
             <w:r>
               <w:rPr>
                 <w:rFonts w:ascii="Arial" w:hAnsi="Arial"/>
                 <w:b/>
-                <w:sz w:val="20"/>
+                <w:sz w:val="19"/>
               </w:rPr>
+              <w:t>Nilai Perolehan (Rp)</w:t>
+            </w:r>
+          </w:p>
+        </w:tc>
+        <w:tc>
+          <w:tcPr>
+            <w:tcW w:type="dxa" w:w="1757"/>
+            <w:vAlign w:val="center"/>
+            <w:shd w:fill="D9E2F3"/>
+            <w:tcMar>
+              <w:top w:w="90" w:type="dxa"/>
+              <w:bottom w:w="90" w:type="dxa"/>
+              <w:left w:w="110" w:type="dxa"/>
+              <w:right w:w="110" w:type="dxa"/>
+            </w:tcMar>
+          </w:tcPr>
+          <w:p>
+            <w:pPr>
+              <w:spacing w:before="0" w:after="0" w:line="276" w:lineRule="auto"/>
+              <w:jc w:val="center"/>
+            </w:pPr>
+            <w:r>
+              <w:rPr>
+                <w:rFonts w:ascii="Arial" w:hAnsi="Arial"/>
+                <w:b/>
+                <w:sz w:val="19"/>
+              </w:rPr>
+              <w:t>Penggunaan Operasional</w:t>
+            </w:r>
+          </w:p>
+        </w:tc>
+        <w:tc>
+          <w:tcPr>
+            <w:tcW w:type="dxa" w:w="1474"/>
+            <w:vAlign w:val="center"/>
+            <w:shd w:fill="D9E2F3"/>
+            <w:tcMar>
+              <w:top w:w="90" w:type="dxa"/>
+              <w:bottom w:w="90" w:type="dxa"/>
+              <w:left w:w="110" w:type="dxa"/>
+              <w:right w:w="110" w:type="dxa"/>
+            </w:tcMar>
+          </w:tcPr>
+          <w:p>
+            <w:pPr>
+              <w:spacing w:before="0" w:after="0" w:line="276" w:lineRule="auto"/>
+              <w:jc w:val="center"/>
+            </w:pPr>
+            <w:r>
+              <w:rPr>
+                <w:rFonts w:ascii="Arial" w:hAnsi="Arial"/>
+                <w:b/>
+                <w:sz w:val="19"/>
+              </w:rPr>
+              <w:t>Status Akhir Persediaan</w:t>
+            </w:r>
+          </w:p>
+        </w:tc>
+      </w:tr>
+      <w:tr>
+        <w:trPr>
+          <w:cantSplit/>
+        </w:trPr>
+        <w:tc>
+          <w:tcPr>
+            <w:tcW w:type="dxa" w:w="454"/>
+            <w:vAlign w:val="center"/>
+            <w:tcMar>
+              <w:top w:w="75" w:type="dxa"/>
+              <w:bottom w:w="75" w:type="dxa"/>
+              <w:left w:w="110" w:type="dxa"/>
+              <w:right w:w="110" w:type="dxa"/>
+            </w:tcMar>
+          </w:tcPr>
+          <w:p>
+            <w:pPr>
+              <w:spacing w:before="0" w:after="0" w:line="276" w:lineRule="auto"/>
+              <w:jc w:val="center"/>
+            </w:pPr>
+            <w:r>
+              <w:rPr>
+                <w:rFonts w:ascii="Arial" w:hAnsi="Arial"/>
+                <w:b w:val="0"/>
+                <w:sz w:val="19"/>
+              </w:rPr>
+              <w:t>1</w:t>
+            </w:r>
+          </w:p>
+        </w:tc>
+        <w:tc>
+          <w:tcPr>
+            <w:tcW w:type="dxa" w:w="1814"/>
+            <w:vAlign w:val="center"/>
+            <w:tcMar>
+              <w:top w:w="75" w:type="dxa"/>
+              <w:bottom w:w="75" w:type="dxa"/>
+              <w:left w:w="110" w:type="dxa"/>
+              <w:right w:w="110" w:type="dxa"/>
+            </w:tcMar>
+          </w:tcPr>
+          <w:p>
+            <w:pPr>
+              <w:spacing w:before="0" w:after="0" w:line="276" w:lineRule="auto"/>
+              <w:jc w:val="both"/>
+            </w:pPr>
+            <w:r>
+              <w:rPr>
+                <w:rFonts w:ascii="Arial" w:hAnsi="Arial"/>
+                <w:b w:val="0"/>
+                <w:sz w:val="19"/>
+              </w:rPr>
+              <w:t>Barang Habis Pakai</w:t>
+              <w:br/>
+              <w:t>Alat Tulis Kantor</w:t>
+              <w:br/>
+              <w:t>(521211 - SPM 00315A)</w:t>
+            </w:r>
+          </w:p>
+        </w:tc>
+        <w:tc>
+          <w:tcPr>
+            <w:tcW w:type="dxa" w:w="2551"/>
+            <w:vAlign w:val="center"/>
+            <w:tcMar>
+              <w:top w:w="75" w:type="dxa"/>
+              <w:bottom w:w="75" w:type="dxa"/>
+              <w:left w:w="110" w:type="dxa"/>
+              <w:right w:w="110" w:type="dxa"/>
+            </w:tcMar>
+          </w:tcPr>
+          <w:p>
+            <w:pPr>
+              <w:spacing w:before="0" w:after="0" w:line="276" w:lineRule="auto"/>
+              <w:jc w:val="both"/>
+            </w:pPr>
+            <w:r>
+              <w:rPr>
+                <w:rFonts w:ascii="Arial" w:hAnsi="Arial"/>
+                <w:b w:val="0"/>
+                <w:sz w:val="19"/>
+              </w:rPr>
+              <w:t>Kertas HVS F4/A4, Odner Bantex, Map Binder, Kertas Jilid, Plastik Mika, Lakban, Pena, Pensil, Stapler, dan Klip.</w:t>
+            </w:r>
+          </w:p>
+        </w:tc>
+        <w:tc>
+          <w:tcPr>
+            <w:tcW w:type="dxa" w:w="1304"/>
+            <w:vAlign w:val="center"/>
+            <w:tcMar>
+              <w:top w:w="75" w:type="dxa"/>
+              <w:bottom w:w="75" w:type="dxa"/>
+              <w:left w:w="110" w:type="dxa"/>
+              <w:right w:w="110" w:type="dxa"/>
+            </w:tcMar>
+          </w:tcPr>
+          <w:p>
+            <w:pPr>
+              <w:spacing w:before="0" w:after="0" w:line="276" w:lineRule="auto"/>
+              <w:jc w:val="right"/>
+            </w:pPr>
+            <w:r>
+              <w:rPr>
+                <w:rFonts w:ascii="Arial" w:hAnsi="Arial"/>
+                <w:b w:val="0"/>
+                <w:sz w:val="19"/>
+              </w:rPr>
+              <w:t>10.750.000</w:t>
+            </w:r>
+          </w:p>
+        </w:tc>
+        <w:tc>
+          <w:tcPr>
+            <w:tcW w:type="dxa" w:w="1757"/>
+            <w:vAlign w:val="center"/>
+            <w:tcMar>
+              <w:top w:w="75" w:type="dxa"/>
+              <w:bottom w:w="75" w:type="dxa"/>
+              <w:left w:w="110" w:type="dxa"/>
+              <w:right w:w="110" w:type="dxa"/>
+            </w:tcMar>
+          </w:tcPr>
+          <w:p>
+            <w:pPr>
+              <w:spacing w:before="0" w:after="0" w:line="276" w:lineRule="auto"/>
+              <w:jc w:val="both"/>
+            </w:pPr>
+            <w:r>
+              <w:rPr>
+                <w:rFonts w:ascii="Arial" w:hAnsi="Arial"/>
+                <w:b w:val="0"/>
+                <w:sz w:val="19"/>
+              </w:rPr>
+              <w:t>Digunakan untuk penggandaan dan penjilidan dokumen tender, kontrak, dan laporan SPPG.</w:t>
+            </w:r>
+          </w:p>
+        </w:tc>
+        <w:tc>
+          <w:tcPr>
+            <w:tcW w:type="dxa" w:w="1474"/>
+            <w:vAlign w:val="center"/>
+            <w:tcMar>
+              <w:top w:w="75" w:type="dxa"/>
+              <w:bottom w:w="75" w:type="dxa"/>
+              <w:left w:w="110" w:type="dxa"/>
+              <w:right w:w="110" w:type="dxa"/>
+            </w:tcMar>
+          </w:tcPr>
+          <w:p>
+            <w:pPr>
+              <w:spacing w:before="0" w:after="0" w:line="276" w:lineRule="auto"/>
+              <w:jc w:val="both"/>
+            </w:pPr>
+            <w:r>
+              <w:rPr>
+                <w:rFonts w:ascii="Arial" w:hAnsi="Arial"/>
+                <w:b w:val="0"/>
+                <w:sz w:val="19"/>
+              </w:rPr>
+              <w:t>Tercatat pada Aplikasi SAKTI Modul Persediaan &amp; Habis Pakai</w:t>
+            </w:r>
+          </w:p>
+        </w:tc>
+      </w:tr>
+      <w:tr>
+        <w:trPr>
+          <w:cantSplit/>
+        </w:trPr>
+        <w:tc>
+          <w:tcPr>
+            <w:tcW w:type="dxa" w:w="454"/>
+            <w:vAlign w:val="center"/>
+            <w:tcMar>
+              <w:top w:w="75" w:type="dxa"/>
+              <w:bottom w:w="75" w:type="dxa"/>
+              <w:left w:w="110" w:type="dxa"/>
+              <w:right w:w="110" w:type="dxa"/>
+            </w:tcMar>
+          </w:tcPr>
+          <w:p>
+            <w:pPr>
+              <w:spacing w:before="0" w:after="0" w:line="276" w:lineRule="auto"/>
+              <w:jc w:val="center"/>
+            </w:pPr>
+            <w:r>
+              <w:rPr>
+                <w:rFonts w:ascii="Arial" w:hAnsi="Arial"/>
+                <w:b w:val="0"/>
+                <w:sz w:val="19"/>
+              </w:rPr>
+              <w:t>2</w:t>
+            </w:r>
+          </w:p>
+        </w:tc>
+        <w:tc>
+          <w:tcPr>
+            <w:tcW w:type="dxa" w:w="1814"/>
+            <w:vAlign w:val="center"/>
+            <w:tcMar>
+              <w:top w:w="75" w:type="dxa"/>
+              <w:bottom w:w="75" w:type="dxa"/>
+              <w:left w:w="110" w:type="dxa"/>
+              <w:right w:w="110" w:type="dxa"/>
+            </w:tcMar>
+          </w:tcPr>
+          <w:p>
+            <w:pPr>
+              <w:spacing w:before="0" w:after="0" w:line="276" w:lineRule="auto"/>
+              <w:jc w:val="both"/>
+            </w:pPr>
+            <w:r>
+              <w:rPr>
+                <w:rFonts w:ascii="Arial" w:hAnsi="Arial"/>
+                <w:b w:val="0"/>
+                <w:sz w:val="19"/>
+              </w:rPr>
+              <w:t>Barang Habis Pakai</w:t>
+              <w:br/>
+              <w:t>Computer Supplies</w:t>
+              <w:br/>
+              <w:t>(521211 - SPM 00349A)</w:t>
+            </w:r>
+          </w:p>
+        </w:tc>
+        <w:tc>
+          <w:tcPr>
+            <w:tcW w:type="dxa" w:w="2551"/>
+            <w:vAlign w:val="center"/>
+            <w:tcMar>
+              <w:top w:w="75" w:type="dxa"/>
+              <w:bottom w:w="75" w:type="dxa"/>
+              <w:left w:w="110" w:type="dxa"/>
+              <w:right w:w="110" w:type="dxa"/>
+            </w:tcMar>
+          </w:tcPr>
+          <w:p>
+            <w:pPr>
+              <w:spacing w:before="0" w:after="0" w:line="276" w:lineRule="auto"/>
+              <w:jc w:val="both"/>
+            </w:pPr>
+            <w:r>
+              <w:rPr>
+                <w:rFonts w:ascii="Arial" w:hAnsi="Arial"/>
+                <w:b w:val="0"/>
+                <w:sz w:val="19"/>
+              </w:rPr>
+              <w:t>Tinta Printer Epson Original, Toner Cartridge LaserJet, dan perlengkapan cetak laporan.</w:t>
+            </w:r>
+          </w:p>
+        </w:tc>
+        <w:tc>
+          <w:tcPr>
+            <w:tcW w:type="dxa" w:w="1304"/>
+            <w:vAlign w:val="center"/>
+            <w:tcMar>
+              <w:top w:w="75" w:type="dxa"/>
+              <w:bottom w:w="75" w:type="dxa"/>
+              <w:left w:w="110" w:type="dxa"/>
+              <w:right w:w="110" w:type="dxa"/>
+            </w:tcMar>
+          </w:tcPr>
+          <w:p>
+            <w:pPr>
+              <w:spacing w:before="0" w:after="0" w:line="276" w:lineRule="auto"/>
+              <w:jc w:val="right"/>
+            </w:pPr>
+            <w:r>
+              <w:rPr>
+                <w:rFonts w:ascii="Arial" w:hAnsi="Arial"/>
+                <w:b w:val="0"/>
+                <w:sz w:val="19"/>
+              </w:rPr>
+              <w:t>9.485.000</w:t>
+            </w:r>
+          </w:p>
+        </w:tc>
+        <w:tc>
+          <w:tcPr>
+            <w:tcW w:type="dxa" w:w="1757"/>
+            <w:vAlign w:val="center"/>
+            <w:tcMar>
+              <w:top w:w="75" w:type="dxa"/>
+              <w:bottom w:w="75" w:type="dxa"/>
+              <w:left w:w="110" w:type="dxa"/>
+              <w:right w:w="110" w:type="dxa"/>
+            </w:tcMar>
+          </w:tcPr>
+          <w:p>
+            <w:pPr>
+              <w:spacing w:before="0" w:after="0" w:line="276" w:lineRule="auto"/>
+              <w:jc w:val="both"/>
+            </w:pPr>
+            <w:r>
+              <w:rPr>
+                <w:rFonts w:ascii="Arial" w:hAnsi="Arial"/>
+                <w:b w:val="0"/>
+                <w:sz w:val="19"/>
+              </w:rPr>
+              <w:t>Digunakan untuk pencetakan dokumen KAK, RAB, laporan survei, dan laporan akhir SPPG.</w:t>
+            </w:r>
+          </w:p>
+        </w:tc>
+        <w:tc>
+          <w:tcPr>
+            <w:tcW w:type="dxa" w:w="1474"/>
+            <w:vAlign w:val="center"/>
+            <w:tcMar>
+              <w:top w:w="75" w:type="dxa"/>
+              <w:bottom w:w="75" w:type="dxa"/>
+              <w:left w:w="110" w:type="dxa"/>
+              <w:right w:w="110" w:type="dxa"/>
+            </w:tcMar>
+          </w:tcPr>
+          <w:p>
+            <w:pPr>
+              <w:spacing w:before="0" w:after="0" w:line="276" w:lineRule="auto"/>
+              <w:jc w:val="both"/>
+            </w:pPr>
+            <w:r>
+              <w:rPr>
+                <w:rFonts w:ascii="Arial" w:hAnsi="Arial"/>
+                <w:b w:val="0"/>
+                <w:sz w:val="19"/>
+              </w:rPr>
+              <w:t>Tercatat pada Aplikasi SAKTI Modul Persediaan &amp; Habis Pakai</w:t>
+            </w:r>
+          </w:p>
+        </w:tc>
+      </w:tr>
+      <w:tr>
+        <w:trPr>
+          <w:cantSplit/>
+        </w:trPr>
+        <w:tc>
+          <w:tcPr>
+            <w:tcW w:type="dxa" w:w="454"/>
+            <w:vAlign w:val="center"/>
+            <w:tcMar>
+              <w:top w:w="75" w:type="dxa"/>
+              <w:bottom w:w="75" w:type="dxa"/>
+              <w:left w:w="110" w:type="dxa"/>
+              <w:right w:w="110" w:type="dxa"/>
+            </w:tcMar>
+          </w:tcPr>
+          <w:p>
+            <w:pPr>
+              <w:spacing w:before="0" w:after="0" w:line="276" w:lineRule="auto"/>
+              <w:jc w:val="center"/>
+            </w:pPr>
+            <w:r>
+              <w:rPr>
+                <w:rFonts w:ascii="Arial" w:hAnsi="Arial"/>
+                <w:b w:val="0"/>
+                <w:sz w:val="19"/>
+              </w:rPr>
+              <w:t>3</w:t>
+            </w:r>
+          </w:p>
+        </w:tc>
+        <w:tc>
+          <w:tcPr>
+            <w:tcW w:type="dxa" w:w="1814"/>
+            <w:vAlign w:val="center"/>
+            <w:tcMar>
+              <w:top w:w="75" w:type="dxa"/>
+              <w:bottom w:w="75" w:type="dxa"/>
+              <w:left w:w="110" w:type="dxa"/>
+              <w:right w:w="110" w:type="dxa"/>
+            </w:tcMar>
+          </w:tcPr>
+          <w:p>
+            <w:pPr>
+              <w:spacing w:before="0" w:after="0" w:line="276" w:lineRule="auto"/>
+              <w:jc w:val="left"/>
+            </w:pPr>
+            <w:r>
+              <w:rPr>
+                <w:rFonts w:ascii="Arial" w:hAnsi="Arial"/>
+                <w:b w:val="0"/>
+                <w:sz w:val="19"/>
+              </w:rPr>
+              <w:t>Aset Tetap / Barang Milik Negara (BMN)</w:t>
+              <w:br/>
+              <w:t>(Akun 53xxxx)</w:t>
+            </w:r>
+          </w:p>
+        </w:tc>
+        <w:tc>
+          <w:tcPr>
+            <w:tcW w:type="dxa" w:w="2551"/>
+            <w:vAlign w:val="center"/>
+            <w:tcMar>
+              <w:top w:w="75" w:type="dxa"/>
+              <w:bottom w:w="75" w:type="dxa"/>
+              <w:left w:w="110" w:type="dxa"/>
+              <w:right w:w="110" w:type="dxa"/>
+            </w:tcMar>
+          </w:tcPr>
+          <w:p>
+            <w:pPr>
+              <w:spacing w:before="0" w:after="0" w:line="276" w:lineRule="auto"/>
+              <w:jc w:val="both"/>
+            </w:pPr>
+            <w:r>
+              <w:rPr>
+                <w:rFonts w:ascii="Arial" w:hAnsi="Arial"/>
+                <w:b w:val="0"/>
+                <w:sz w:val="19"/>
+              </w:rPr>
+              <w:t>Tidak terdapat pengadaan Belanja Modal / Aset Tetap baru pada paket kegiatan ini.</w:t>
+            </w:r>
+          </w:p>
+        </w:tc>
+        <w:tc>
+          <w:tcPr>
+            <w:tcW w:type="dxa" w:w="1304"/>
+            <w:vAlign w:val="center"/>
+            <w:tcMar>
+              <w:top w:w="75" w:type="dxa"/>
+              <w:bottom w:w="75" w:type="dxa"/>
+              <w:left w:w="110" w:type="dxa"/>
+              <w:right w:w="110" w:type="dxa"/>
+            </w:tcMar>
+          </w:tcPr>
+          <w:p>
+            <w:pPr>
+              <w:spacing w:before="0" w:after="0" w:line="276" w:lineRule="auto"/>
+              <w:jc w:val="right"/>
+            </w:pPr>
+            <w:r>
+              <w:rPr>
+                <w:rFonts w:ascii="Arial" w:hAnsi="Arial"/>
+                <w:b w:val="0"/>
+                <w:sz w:val="19"/>
+              </w:rPr>
+              <w:t>0</w:t>
+            </w:r>
+          </w:p>
+        </w:tc>
+        <w:tc>
+          <w:tcPr>
+            <w:tcW w:type="dxa" w:w="1757"/>
+            <w:vAlign w:val="center"/>
+            <w:tcMar>
+              <w:top w:w="75" w:type="dxa"/>
+              <w:bottom w:w="75" w:type="dxa"/>
+              <w:left w:w="110" w:type="dxa"/>
+              <w:right w:w="110" w:type="dxa"/>
+            </w:tcMar>
+          </w:tcPr>
+          <w:p>
+            <w:pPr>
+              <w:spacing w:before="0" w:after="0" w:line="276" w:lineRule="auto"/>
+              <w:jc w:val="left"/>
+            </w:pPr>
+            <w:r>
+              <w:rPr>
+                <w:rFonts w:ascii="Arial" w:hAnsi="Arial"/>
+                <w:b w:val="0"/>
+                <w:sz w:val="19"/>
+              </w:rPr>
+              <w:t>-</w:t>
+            </w:r>
+          </w:p>
+        </w:tc>
+        <w:tc>
+          <w:tcPr>
+            <w:tcW w:type="dxa" w:w="1474"/>
+            <w:vAlign w:val="center"/>
+            <w:tcMar>
+              <w:top w:w="75" w:type="dxa"/>
+              <w:bottom w:w="75" w:type="dxa"/>
+              <w:left w:w="110" w:type="dxa"/>
+              <w:right w:w="110" w:type="dxa"/>
+            </w:tcMar>
+          </w:tcPr>
+          <w:p>
+            <w:pPr>
+              <w:spacing w:before="0" w:after="0" w:line="276" w:lineRule="auto"/>
+              <w:jc w:val="left"/>
+            </w:pPr>
+            <w:r>
+              <w:rPr>
+                <w:rFonts w:ascii="Arial" w:hAnsi="Arial"/>
+                <w:b w:val="0"/>
+                <w:sz w:val="19"/>
+              </w:rPr>
+              <w:t>Nihil (Tidak Menambah Aset Tetap BMN)</w:t>
+            </w:r>
+          </w:p>
+        </w:tc>
+      </w:tr>
+    </w:tbl>
+    <w:p>
+      <w:pPr>
+        <w:spacing w:before="0" w:after="120"/>
+      </w:pPr>
+    </w:p>
+    <w:p>
+      <w:pPr>
+        <w:spacing w:before="0" w:after="120" w:line="300" w:lineRule="auto"/>
+        <w:jc w:val="both"/>
+      </w:pPr>
+      <w:r>
+        <w:rPr>
+          <w:rFonts w:ascii="Arial" w:hAnsi="Arial"/>
+          <w:b w:val="0"/>
+          <w:sz w:val="21"/>
+        </w:rPr>
+        <w:t>Demikian Berita Acara Pencatatan dan Penyerahan Barang Persediaan ini dibuat dengan sebenarnya sebagai kelengkapan pertanggungjawaban akhir penyelenggaraan Swakelola Tipe I.</w:t>
+      </w:r>
+    </w:p>
+    <w:tbl>
+      <w:tblPr>
+        <w:tblW w:type="auto" w:w="0"/>
+        <w:jc w:val="center"/>
+        <w:tblLayout w:type="fixed"/>
+        <w:tblLook w:firstColumn="1" w:firstRow="1" w:lastColumn="0" w:lastRow="0" w:noHBand="0" w:noVBand="1" w:val="04A0"/>
+        <w:tblBorders>
+          <w:top w:val="none" w:sz="0" w:space="0" w:color="auto"/>
+          <w:left w:val="none" w:sz="0" w:space="0" w:color="auto"/>
+          <w:bottom w:val="none" w:sz="0" w:space="0" w:color="auto"/>
+          <w:right w:val="none" w:sz="0" w:space="0" w:color="auto"/>
+          <w:insideH w:val="none" w:sz="0" w:space="0" w:color="auto"/>
+          <w:insideV w:val="none" w:sz="0" w:space="0" w:color="auto"/>
+        </w:tblBorders>
+      </w:tblPr>
+      <w:tblGrid>
+        <w:gridCol w:w="4677"/>
+        <w:gridCol w:w="4677"/>
+      </w:tblGrid>
+      <w:tr>
+        <w:trPr>
+          <w:cantSplit/>
+        </w:trPr>
+        <w:tc>
+          <w:tcPr>
+            <w:tcW w:type="dxa" w:w="4677"/>
+          </w:tcPr>
+          <w:p>
+            <w:pPr>
+              <w:spacing w:before="160" w:line="276" w:lineRule="auto"/>
+              <w:jc w:val="left"/>
+            </w:pPr>
+            <w:r>
+              <w:rPr>
+                <w:rFonts w:ascii="Arial" w:hAnsi="Arial"/>
+                <w:sz w:val="21"/>
+              </w:rPr>
+              <w:t>Mengetahui / Menyetujui,</w:t>
+              <w:br/>
+            </w:r>
+            <w:r>
+              <w:rPr>
+                <w:rFonts w:ascii="Arial" w:hAnsi="Arial"/>
+                <w:b/>
+                <w:sz w:val="21"/>
+              </w:rPr>
+              <w:t>Pejabat Pembuat Komitmen (PPK)</w:t>
+              <w:br/>
+              <w:t>Satker Pelaksanaan Prasarana Strategis Riau,</w:t>
               <w:br/>
               <w:br/>
               <w:br/>
               <w:br/>
+            </w:r>
+            <w:r>
+              <w:rPr>
+                <w:rFonts w:ascii="Arial" w:hAnsi="Arial"/>
+                <w:b/>
+                <w:sz w:val="21"/>
+                <w:u w:val="single"/>
+              </w:rPr>
               <w:t>Nurhidayat Nugroho, S.Ars.</w:t>
               <w:br/>
+            </w:r>
+            <w:r>
+              <w:rPr>
+                <w:rFonts w:ascii="Arial" w:hAnsi="Arial"/>
+                <w:sz w:val="21"/>
+              </w:rPr>
               <w:t>NIP. 19901221 201802 1 001</w:t>
+            </w:r>
+          </w:p>
+        </w:tc>
+        <w:tc>
+          <w:tcPr>
+            <w:tcW w:type="dxa" w:w="4677"/>
+          </w:tcPr>
+          <w:p>
+            <w:pPr>
+              <w:spacing w:before="160" w:line="276" w:lineRule="auto"/>
+              <w:jc w:val="left"/>
+            </w:pPr>
+            <w:r>
+              <w:rPr>
+                <w:rFonts w:ascii="Arial" w:hAnsi="Arial"/>
+                <w:sz w:val="21"/>
+              </w:rPr>
+              <w:t>Pekanbaru, 23 Desember 2025</w:t>
+              <w:br/>
+              <w:t>Petugas Pengelola Administrasi,</w:t>
+              <w:br/>
+            </w:r>
+            <w:r>
+              <w:rPr>
+                <w:rFonts w:ascii="Arial" w:hAnsi="Arial"/>
+                <w:b/>
+                <w:sz w:val="21"/>
+              </w:rPr>
+              <w:t>Anggota Tim Pelaksana Swakelola,</w:t>
+              <w:br/>
+              <w:br/>
+              <w:br/>
+              <w:br/>
+            </w:r>
+            <w:r>
+              <w:rPr>
+                <w:rFonts w:ascii="Arial" w:hAnsi="Arial"/>
+                <w:b/>
+                <w:sz w:val="21"/>
+                <w:u w:val="single"/>
+              </w:rPr>
+              <w:t>Noni Septiani, S.T.</w:t>
+              <w:br/>
+            </w:r>
+            <w:r>
+              <w:rPr>
+                <w:rFonts w:ascii="Arial" w:hAnsi="Arial"/>
+                <w:sz w:val="21"/>
+              </w:rPr>
+              <w:t>NIP. 19930914 202506 2 008</w:t>
             </w:r>
           </w:p>
         </w:tc>
       </w:tr>
     </w:tbl>
     <w:sectPr>
-      <w:pgSz w:w="12240" w:h="15840"/>
-      <w:pgMar w:top="1440" w:right="1800" w:bottom="1440" w:left="1800" w:header="720" w:footer="720" w:gutter="0"/>
+      <w:pgSz w:w="11906" w:h="16838"/>
+      <w:pgMar w:top="1020" w:right="1276" w:bottom="1134" w:left="1276" w:header="720" w:footer="720" w:gutter="0"/>
       <w:cols w:space="720"/>
       <w:docGrid w:linePitch="360"/>
     </w:sectPr>
@@ -574,6 +1329,14 @@
     <w:name w:val="Normal"/>
     <w:qFormat/>
     <w:rsid w:val="00FC693F"/>
+    <w:pPr>
+      <w:spacing w:line="288" w:lineRule="auto" w:after="80"/>
+    </w:pPr>
+    <w:rPr>
+      <w:rFonts w:ascii="Arial" w:hAnsi="Arial"/>
+      <w:color w:val="000000"/>
+      <w:sz w:val="21"/>
+    </w:rPr>
   </w:style>
   <w:style w:type="paragraph" w:styleId="Header">
     <w:name w:val="header"/>
